--- a/Modeling Practice/Practice 2 - Logistic Regression/Practice 2 Solutions.docx
+++ b/Modeling Practice/Practice 2 - Logistic Regression/Practice 2 Solutions.docx
@@ -19,6 +19,9 @@
         <w:t>Practice Assignment 2</w:t>
       </w:r>
       <w:r>
+        <w:t xml:space="preserve"> Solutions</w:t>
+      </w:r>
+      <w:r>
         <w:br/>
       </w:r>
       <w:r>
@@ -109,7 +112,7 @@
           <w:sz w:val="26"/>
           <w:szCs w:val="26"/>
         </w:rPr>
-        <w:t>3</w:t>
+        <w:t>4</w:t>
       </w:r>
       <w:r>
         <w:rPr>
@@ -938,16 +941,7 @@
                 <w:rPr>
                   <w:rFonts w:ascii="Cambria Math" w:eastAsiaTheme="minorEastAsia" w:hAnsi="Cambria Math"/>
                 </w:rPr>
-                <m:t>(</m:t>
-              </m:r>
-              <m:r>
-                <m:rPr>
-                  <m:sty m:val="bi"/>
-                </m:rPr>
-                <w:rPr>
-                  <w:rFonts w:ascii="Cambria Math" w:eastAsiaTheme="minorEastAsia" w:hAnsi="Cambria Math"/>
-                </w:rPr>
-                <m:t>-4.46+0.1096</m:t>
+                <m:t>(-4.46+0.1096</m:t>
               </m:r>
               <m:sSub>
                 <m:sSubPr>
@@ -1152,16 +1146,7 @@
                 <w:rPr>
                   <w:rFonts w:ascii="Cambria Math" w:eastAsiaTheme="minorEastAsia" w:hAnsi="Cambria Math"/>
                 </w:rPr>
-                <m:t>(</m:t>
-              </m:r>
-              <m:r>
-                <m:rPr>
-                  <m:sty m:val="bi"/>
-                </m:rPr>
-                <w:rPr>
-                  <w:rFonts w:ascii="Cambria Math" w:eastAsiaTheme="minorEastAsia" w:hAnsi="Cambria Math"/>
-                </w:rPr>
-                <m:t>-4.46+0.1096</m:t>
+                <m:t>(-4.46+0.1096</m:t>
               </m:r>
               <m:sSub>
                 <m:sSubPr>
